--- a/templates/template_unit_wo_w2.docx
+++ b/templates/template_unit_wo_w2.docx
@@ -290,7 +290,23 @@
                 <w:b/>
                 <w:bCs/>
               </w:rPr>
-              <w:t xml:space="preserve">Do 22.07. </w:t>
+              <w:t>Do 2</w:t>
+            </w:r>
+            <w:r>
+              <w:rPr>
+                <w:rFonts w:ascii="Bricolage Grotesque" w:hAnsi="Bricolage Grotesque"/>
+                <w:b/>
+                <w:bCs/>
+              </w:rPr>
+              <w:t>3</w:t>
+            </w:r>
+            <w:r>
+              <w:rPr>
+                <w:rFonts w:ascii="Bricolage Grotesque" w:hAnsi="Bricolage Grotesque"/>
+                <w:b/>
+                <w:bCs/>
+              </w:rPr>
+              <w:t xml:space="preserve">.07. </w:t>
             </w:r>
           </w:p>
         </w:tc>
@@ -314,7 +330,23 @@
                 <w:b/>
                 <w:bCs/>
               </w:rPr>
-              <w:t>Fr 23.07.</w:t>
+              <w:t>Fr 2</w:t>
+            </w:r>
+            <w:r>
+              <w:rPr>
+                <w:rFonts w:ascii="Bricolage Grotesque" w:hAnsi="Bricolage Grotesque"/>
+                <w:b/>
+                <w:bCs/>
+              </w:rPr>
+              <w:t>4</w:t>
+            </w:r>
+            <w:r>
+              <w:rPr>
+                <w:rFonts w:ascii="Bricolage Grotesque" w:hAnsi="Bricolage Grotesque"/>
+                <w:b/>
+                <w:bCs/>
+              </w:rPr>
+              <w:t>.07.</w:t>
             </w:r>
           </w:p>
         </w:tc>
@@ -340,7 +372,23 @@
                 <w:b/>
                 <w:bCs/>
               </w:rPr>
-              <w:t>Sa 24.07.</w:t>
+              <w:t>Sa 2</w:t>
+            </w:r>
+            <w:r>
+              <w:rPr>
+                <w:rFonts w:ascii="Bricolage Grotesque" w:hAnsi="Bricolage Grotesque"/>
+                <w:b/>
+                <w:bCs/>
+              </w:rPr>
+              <w:t>5</w:t>
+            </w:r>
+            <w:r>
+              <w:rPr>
+                <w:rFonts w:ascii="Bricolage Grotesque" w:hAnsi="Bricolage Grotesque"/>
+                <w:b/>
+                <w:bCs/>
+              </w:rPr>
+              <w:t>.07.</w:t>
             </w:r>
           </w:p>
         </w:tc>
@@ -406,7 +454,7 @@
             <w:pPr>
               <w:pStyle w:val="TableContents"/>
               <w:suppressAutoHyphens w:val="true"/>
-              <w:overflowPunct w:val="false"/>
+              <w:overflowPunct w:val="true"/>
               <w:bidi w:val="0"/>
               <w:spacing w:before="0" w:after="0"/>
               <w:jc w:val="start"/>
@@ -447,7 +495,7 @@
             <w:pPr>
               <w:pStyle w:val="TableContents"/>
               <w:suppressAutoHyphens w:val="true"/>
-              <w:overflowPunct w:val="false"/>
+              <w:overflowPunct w:val="true"/>
               <w:bidi w:val="0"/>
               <w:spacing w:before="0" w:after="0"/>
               <w:jc w:val="center"/>
@@ -473,7 +521,7 @@
             <w:pPr>
               <w:pStyle w:val="TableContents"/>
               <w:suppressAutoHyphens w:val="true"/>
-              <w:overflowPunct w:val="false"/>
+              <w:overflowPunct w:val="true"/>
               <w:bidi w:val="0"/>
               <w:spacing w:before="0" w:after="0"/>
               <w:jc w:val="center"/>
@@ -504,7 +552,7 @@
             <w:pPr>
               <w:pStyle w:val="TableContents"/>
               <w:suppressAutoHyphens w:val="true"/>
-              <w:overflowPunct w:val="false"/>
+              <w:overflowPunct w:val="true"/>
               <w:bidi w:val="0"/>
               <w:spacing w:before="0" w:after="0"/>
               <w:jc w:val="start"/>
@@ -567,7 +615,7 @@
             <w:pPr>
               <w:pStyle w:val="TableContents"/>
               <w:suppressAutoHyphens w:val="true"/>
-              <w:overflowPunct w:val="false"/>
+              <w:overflowPunct w:val="true"/>
               <w:bidi w:val="0"/>
               <w:spacing w:before="0" w:after="0"/>
               <w:jc w:val="start"/>
@@ -630,7 +678,7 @@
             <w:pPr>
               <w:pStyle w:val="TableContents"/>
               <w:suppressAutoHyphens w:val="true"/>
-              <w:overflowPunct w:val="false"/>
+              <w:overflowPunct w:val="true"/>
               <w:bidi w:val="0"/>
               <w:spacing w:before="0" w:after="0"/>
               <w:jc w:val="start"/>
@@ -693,7 +741,7 @@
             <w:pPr>
               <w:pStyle w:val="TableContents"/>
               <w:suppressAutoHyphens w:val="true"/>
-              <w:overflowPunct w:val="false"/>
+              <w:overflowPunct w:val="true"/>
               <w:bidi w:val="0"/>
               <w:spacing w:before="0" w:after="0"/>
               <w:jc w:val="start"/>
@@ -758,7 +806,7 @@
             <w:pPr>
               <w:pStyle w:val="TableContents"/>
               <w:suppressAutoHyphens w:val="true"/>
-              <w:overflowPunct w:val="false"/>
+              <w:overflowPunct w:val="true"/>
               <w:bidi w:val="0"/>
               <w:spacing w:before="0" w:after="0"/>
               <w:jc w:val="center"/>
@@ -780,7 +828,7 @@
             <w:pPr>
               <w:pStyle w:val="TableContents"/>
               <w:suppressAutoHyphens w:val="true"/>
-              <w:overflowPunct w:val="false"/>
+              <w:overflowPunct w:val="true"/>
               <w:bidi w:val="0"/>
               <w:spacing w:before="0" w:after="0"/>
               <w:jc w:val="center"/>
@@ -802,7 +850,7 @@
             <w:pPr>
               <w:pStyle w:val="TableContents"/>
               <w:suppressAutoHyphens w:val="true"/>
-              <w:overflowPunct w:val="false"/>
+              <w:overflowPunct w:val="true"/>
               <w:bidi w:val="0"/>
               <w:spacing w:before="0" w:after="0"/>
               <w:jc w:val="center"/>
@@ -884,7 +932,7 @@
             <w:pPr>
               <w:pStyle w:val="TableContents"/>
               <w:suppressAutoHyphens w:val="true"/>
-              <w:overflowPunct w:val="false"/>
+              <w:overflowPunct w:val="true"/>
               <w:bidi w:val="0"/>
               <w:spacing w:before="0" w:after="0"/>
               <w:jc w:val="start"/>
@@ -924,7 +972,7 @@
             <w:pPr>
               <w:pStyle w:val="TableContents"/>
               <w:suppressAutoHyphens w:val="true"/>
-              <w:overflowPunct w:val="false"/>
+              <w:overflowPunct w:val="true"/>
               <w:bidi w:val="0"/>
               <w:spacing w:before="0" w:after="0"/>
               <w:jc w:val="start"/>
@@ -957,7 +1005,7 @@
             <w:pPr>
               <w:pStyle w:val="TableContents"/>
               <w:suppressAutoHyphens w:val="true"/>
-              <w:overflowPunct w:val="false"/>
+              <w:overflowPunct w:val="true"/>
               <w:bidi w:val="0"/>
               <w:spacing w:before="0" w:after="0"/>
               <w:jc w:val="start"/>
@@ -998,7 +1046,7 @@
             <w:pPr>
               <w:pStyle w:val="TableContents"/>
               <w:suppressAutoHyphens w:val="true"/>
-              <w:overflowPunct w:val="false"/>
+              <w:overflowPunct w:val="true"/>
               <w:bidi w:val="0"/>
               <w:spacing w:before="0" w:after="0"/>
               <w:jc w:val="start"/>
@@ -1061,7 +1109,7 @@
             <w:pPr>
               <w:pStyle w:val="TableContents"/>
               <w:suppressAutoHyphens w:val="true"/>
-              <w:overflowPunct w:val="false"/>
+              <w:overflowPunct w:val="true"/>
               <w:bidi w:val="0"/>
               <w:spacing w:before="0" w:after="0"/>
               <w:jc w:val="start"/>
@@ -1124,7 +1172,7 @@
             <w:pPr>
               <w:pStyle w:val="TableContents"/>
               <w:suppressAutoHyphens w:val="true"/>
-              <w:overflowPunct w:val="false"/>
+              <w:overflowPunct w:val="true"/>
               <w:bidi w:val="0"/>
               <w:spacing w:before="0" w:after="0"/>
               <w:jc w:val="start"/>
@@ -1187,7 +1235,7 @@
             <w:pPr>
               <w:pStyle w:val="TableContents"/>
               <w:suppressAutoHyphens w:val="true"/>
-              <w:overflowPunct w:val="false"/>
+              <w:overflowPunct w:val="true"/>
               <w:bidi w:val="0"/>
               <w:spacing w:before="0" w:after="0"/>
               <w:jc w:val="start"/>
@@ -1252,7 +1300,7 @@
             <w:pPr>
               <w:pStyle w:val="TableContents"/>
               <w:suppressAutoHyphens w:val="true"/>
-              <w:overflowPunct w:val="false"/>
+              <w:overflowPunct w:val="true"/>
               <w:bidi w:val="0"/>
               <w:spacing w:before="0" w:after="0"/>
               <w:jc w:val="start"/>
@@ -1343,7 +1391,7 @@
             <w:pPr>
               <w:pStyle w:val="TableContents"/>
               <w:suppressAutoHyphens w:val="true"/>
-              <w:overflowPunct w:val="false"/>
+              <w:overflowPunct w:val="true"/>
               <w:bidi w:val="0"/>
               <w:spacing w:before="0" w:after="0"/>
               <w:jc w:val="start"/>
@@ -1383,7 +1431,7 @@
             <w:pPr>
               <w:pStyle w:val="TableContents"/>
               <w:suppressAutoHyphens w:val="true"/>
-              <w:overflowPunct w:val="false"/>
+              <w:overflowPunct w:val="true"/>
               <w:bidi w:val="0"/>
               <w:spacing w:before="0" w:after="0"/>
               <w:jc w:val="start"/>
@@ -1416,7 +1464,7 @@
             <w:pPr>
               <w:pStyle w:val="TableContents"/>
               <w:suppressAutoHyphens w:val="true"/>
-              <w:overflowPunct w:val="false"/>
+              <w:overflowPunct w:val="true"/>
               <w:bidi w:val="0"/>
               <w:spacing w:before="0" w:after="0"/>
               <w:jc w:val="start"/>
@@ -1457,7 +1505,7 @@
             <w:pPr>
               <w:pStyle w:val="TableContents"/>
               <w:suppressAutoHyphens w:val="true"/>
-              <w:overflowPunct w:val="false"/>
+              <w:overflowPunct w:val="true"/>
               <w:bidi w:val="0"/>
               <w:spacing w:before="0" w:after="0"/>
               <w:jc w:val="start"/>
@@ -1520,7 +1568,7 @@
             <w:pPr>
               <w:pStyle w:val="TableContents"/>
               <w:suppressAutoHyphens w:val="true"/>
-              <w:overflowPunct w:val="false"/>
+              <w:overflowPunct w:val="true"/>
               <w:bidi w:val="0"/>
               <w:spacing w:before="0" w:after="0"/>
               <w:jc w:val="start"/>
@@ -1583,7 +1631,7 @@
             <w:pPr>
               <w:pStyle w:val="TableContents"/>
               <w:suppressAutoHyphens w:val="true"/>
-              <w:overflowPunct w:val="false"/>
+              <w:overflowPunct w:val="true"/>
               <w:bidi w:val="0"/>
               <w:spacing w:before="0" w:after="0"/>
               <w:jc w:val="start"/>
@@ -1646,7 +1694,7 @@
             <w:pPr>
               <w:pStyle w:val="TableContents"/>
               <w:suppressAutoHyphens w:val="true"/>
-              <w:overflowPunct w:val="false"/>
+              <w:overflowPunct w:val="true"/>
               <w:bidi w:val="0"/>
               <w:spacing w:before="0" w:after="0"/>
               <w:jc w:val="start"/>
@@ -1709,7 +1757,7 @@
             <w:pPr>
               <w:pStyle w:val="TableContents"/>
               <w:suppressAutoHyphens w:val="true"/>
-              <w:overflowPunct w:val="false"/>
+              <w:overflowPunct w:val="true"/>
               <w:bidi w:val="0"/>
               <w:spacing w:before="0" w:after="0"/>
               <w:jc w:val="start"/>
@@ -1772,7 +1820,7 @@
             <w:pPr>
               <w:pStyle w:val="TableContents"/>
               <w:suppressAutoHyphens w:val="true"/>
-              <w:overflowPunct w:val="false"/>
+              <w:overflowPunct w:val="true"/>
               <w:bidi w:val="0"/>
               <w:spacing w:before="0" w:after="0"/>
               <w:jc w:val="end"/>
@@ -1813,7 +1861,7 @@
             <w:pPr>
               <w:pStyle w:val="TableContents"/>
               <w:suppressAutoHyphens w:val="true"/>
-              <w:overflowPunct w:val="false"/>
+              <w:overflowPunct w:val="true"/>
               <w:bidi w:val="0"/>
               <w:spacing w:before="0" w:after="0"/>
               <w:jc w:val="start"/>
@@ -1853,7 +1901,7 @@
             <w:pPr>
               <w:pStyle w:val="TableContents"/>
               <w:suppressAutoHyphens w:val="true"/>
-              <w:overflowPunct w:val="false"/>
+              <w:overflowPunct w:val="true"/>
               <w:bidi w:val="0"/>
               <w:spacing w:before="0" w:after="0"/>
               <w:jc w:val="start"/>
@@ -1886,7 +1934,7 @@
             <w:pPr>
               <w:pStyle w:val="TableContents"/>
               <w:suppressAutoHyphens w:val="true"/>
-              <w:overflowPunct w:val="false"/>
+              <w:overflowPunct w:val="true"/>
               <w:bidi w:val="0"/>
               <w:spacing w:before="0" w:after="0"/>
               <w:jc w:val="start"/>
@@ -1927,7 +1975,7 @@
             <w:pPr>
               <w:pStyle w:val="TableContents"/>
               <w:suppressAutoHyphens w:val="true"/>
-              <w:overflowPunct w:val="false"/>
+              <w:overflowPunct w:val="true"/>
               <w:bidi w:val="0"/>
               <w:spacing w:before="0" w:after="0"/>
               <w:jc w:val="start"/>
@@ -1990,7 +2038,7 @@
             <w:pPr>
               <w:pStyle w:val="TableContents"/>
               <w:suppressAutoHyphens w:val="true"/>
-              <w:overflowPunct w:val="false"/>
+              <w:overflowPunct w:val="true"/>
               <w:bidi w:val="0"/>
               <w:spacing w:before="0" w:after="0"/>
               <w:jc w:val="start"/>
@@ -2053,7 +2101,7 @@
             <w:pPr>
               <w:pStyle w:val="TableContents"/>
               <w:suppressAutoHyphens w:val="true"/>
-              <w:overflowPunct w:val="false"/>
+              <w:overflowPunct w:val="true"/>
               <w:bidi w:val="0"/>
               <w:spacing w:before="0" w:after="0"/>
               <w:jc w:val="start"/>
@@ -2116,7 +2164,7 @@
             <w:pPr>
               <w:pStyle w:val="TableContents"/>
               <w:suppressAutoHyphens w:val="true"/>
-              <w:overflowPunct w:val="false"/>
+              <w:overflowPunct w:val="true"/>
               <w:bidi w:val="0"/>
               <w:spacing w:before="0" w:after="0"/>
               <w:jc w:val="start"/>
@@ -2179,7 +2227,7 @@
             <w:pPr>
               <w:pStyle w:val="TableContents"/>
               <w:suppressAutoHyphens w:val="true"/>
-              <w:overflowPunct w:val="false"/>
+              <w:overflowPunct w:val="true"/>
               <w:bidi w:val="0"/>
               <w:spacing w:before="0" w:after="0"/>
               <w:jc w:val="start"/>
@@ -2266,7 +2314,7 @@
             <w:pPr>
               <w:pStyle w:val="TableContents"/>
               <w:suppressAutoHyphens w:val="true"/>
-              <w:overflowPunct w:val="false"/>
+              <w:overflowPunct w:val="true"/>
               <w:bidi w:val="0"/>
               <w:spacing w:before="0" w:after="0"/>
               <w:jc w:val="start"/>
@@ -2304,7 +2352,7 @@
             <w:pPr>
               <w:pStyle w:val="TableContents"/>
               <w:suppressAutoHyphens w:val="true"/>
-              <w:overflowPunct w:val="false"/>
+              <w:overflowPunct w:val="true"/>
               <w:bidi w:val="0"/>
               <w:spacing w:before="0" w:after="0"/>
               <w:jc w:val="start"/>
@@ -2337,7 +2385,7 @@
             <w:pPr>
               <w:pStyle w:val="TableContents"/>
               <w:suppressAutoHyphens w:val="true"/>
-              <w:overflowPunct w:val="false"/>
+              <w:overflowPunct w:val="true"/>
               <w:bidi w:val="0"/>
               <w:spacing w:before="0" w:after="0"/>
               <w:jc w:val="start"/>
@@ -2376,7 +2424,7 @@
             <w:pPr>
               <w:pStyle w:val="TableContents"/>
               <w:suppressAutoHyphens w:val="true"/>
-              <w:overflowPunct w:val="false"/>
+              <w:overflowPunct w:val="true"/>
               <w:bidi w:val="0"/>
               <w:spacing w:before="0" w:after="0"/>
               <w:jc w:val="start"/>
@@ -2437,7 +2485,7 @@
             <w:pPr>
               <w:pStyle w:val="TableContents"/>
               <w:suppressAutoHyphens w:val="true"/>
-              <w:overflowPunct w:val="false"/>
+              <w:overflowPunct w:val="true"/>
               <w:bidi w:val="0"/>
               <w:spacing w:before="0" w:after="0"/>
               <w:jc w:val="start"/>
@@ -2498,7 +2546,7 @@
             <w:pPr>
               <w:pStyle w:val="TableContents"/>
               <w:suppressAutoHyphens w:val="true"/>
-              <w:overflowPunct w:val="false"/>
+              <w:overflowPunct w:val="true"/>
               <w:bidi w:val="0"/>
               <w:spacing w:before="0" w:after="0"/>
               <w:jc w:val="start"/>
@@ -2559,7 +2607,7 @@
             <w:pPr>
               <w:pStyle w:val="TableContents"/>
               <w:suppressAutoHyphens w:val="true"/>
-              <w:overflowPunct w:val="false"/>
+              <w:overflowPunct w:val="true"/>
               <w:bidi w:val="0"/>
               <w:spacing w:before="0" w:after="0"/>
               <w:jc w:val="start"/>
@@ -2620,7 +2668,7 @@
             <w:pPr>
               <w:pStyle w:val="TableContents"/>
               <w:suppressAutoHyphens w:val="true"/>
-              <w:overflowPunct w:val="false"/>
+              <w:overflowPunct w:val="true"/>
               <w:bidi w:val="0"/>
               <w:spacing w:before="0" w:after="0"/>
               <w:jc w:val="start"/>
@@ -2951,7 +2999,7 @@
             <w:pPr>
               <w:pStyle w:val="TableContents"/>
               <w:suppressAutoHyphens w:val="true"/>
-              <w:overflowPunct w:val="false"/>
+              <w:overflowPunct w:val="true"/>
               <w:bidi w:val="0"/>
               <w:spacing w:before="0" w:after="0"/>
               <w:jc w:val="center"/>
@@ -3057,7 +3105,7 @@
         <w:tab w:val="right" w:pos="14569" w:leader="none"/>
       </w:tabs>
       <w:suppressAutoHyphens w:val="true"/>
-      <w:overflowPunct w:val="false"/>
+      <w:overflowPunct w:val="true"/>
       <w:bidi w:val="0"/>
       <w:spacing w:before="0" w:after="0"/>
       <w:jc w:val="start"/>
@@ -3095,7 +3143,7 @@
         <w:tab w:val="right" w:pos="14569" w:leader="none"/>
       </w:tabs>
       <w:suppressAutoHyphens w:val="true"/>
-      <w:overflowPunct w:val="false"/>
+      <w:overflowPunct w:val="true"/>
       <w:bidi w:val="0"/>
       <w:spacing w:before="0" w:after="0"/>
       <w:jc w:val="start"/>
@@ -3147,7 +3195,7 @@
     <w:pPr>
       <w:widowControl/>
       <w:suppressAutoHyphens w:val="true"/>
-      <w:overflowPunct w:val="false"/>
+      <w:overflowPunct w:val="true"/>
       <w:bidi w:val="0"/>
       <w:spacing w:before="0" w:after="0"/>
       <w:jc w:val="start"/>
